--- a/Sprint20260921-20261002/HERO-69066_20260929_161720.docx
+++ b/Sprint20260921-20261002/HERO-69066_20260929_161720.docx
@@ -5735,427 +5735,6 @@
           <w:u w:val="none"/>
         </w:rPr>
         <w:t>5. Import Reservation and Special Booking / Check Availability: Not mounted in Routes.jsx — test POST bodies in Postman or a custom build; file → import_reservation; save → special_booking with top-level outlet_id</w:t>
-      </w:r>
-    </w:p>
-    <w:p>
-      <w:pPr>
-        <w:spacing w:before="200" w:after="120"/>
-      </w:pPr>
-      <w:r>
-        <w:rPr>
-          <w:rFonts w:ascii="Arial" w:hAnsi="Arial" w:eastAsia="Arial" w:cs="Arial"/>
-          <w:b/>
-          <w:color w:val="000000"/>
-          <w:sz w:val="26"/>
-          <w:u w:val="single"/>
-        </w:rPr>
-        <w:t>Appendix</w:t>
-      </w:r>
-    </w:p>
-    <w:p>
-      <w:pPr>
-        <w:spacing w:before="160" w:after="80"/>
-      </w:pPr>
-      <w:r>
-        <w:rPr>
-          <w:rFonts w:ascii="Arial" w:hAnsi="Arial" w:eastAsia="Arial" w:cs="Arial"/>
-          <w:b/>
-          <w:color w:val="001EFF"/>
-          <w:sz w:val="24"/>
-          <w:u w:val="none"/>
-        </w:rPr>
-        <w:t>Acceptance Criteria (from JIRA FeatureSpec)</w:t>
-      </w:r>
-    </w:p>
-    <w:p>
-      <w:pPr>
-        <w:spacing w:before="0" w:after="80"/>
-      </w:pPr>
-      <w:r>
-        <w:rPr>
-          <w:rFonts w:ascii="Arial" w:hAnsi="Arial" w:eastAsia="Arial" w:cs="Arial"/>
-          <w:b/>
-          <w:color w:val="000000"/>
-          <w:sz w:val="20"/>
-          <w:u w:val="none"/>
-        </w:rPr>
-        <w:t>Description:</w:t>
-      </w:r>
-    </w:p>
-    <w:p>
-      <w:pPr>
-        <w:spacing w:before="0" w:after="40"/>
-        <w:ind w:left="360" w:hanging="240"/>
-      </w:pPr>
-      <w:r>
-        <w:rPr>
-          <w:rFonts w:ascii="Arial" w:hAnsi="Arial" w:eastAsia="Arial" w:cs="Arial"/>
-          <w:b w:val="0"/>
-          <w:color w:val="000000"/>
-          <w:sz w:val="20"/>
-          <w:u w:val="none"/>
-        </w:rPr>
-        <w:t>• List out which function authority (FA) can be controlled via single API (e.g., block table)</w:t>
-      </w:r>
-    </w:p>
-    <w:p>
-      <w:pPr>
-        <w:spacing w:before="0" w:after="40"/>
-        <w:ind w:left="360" w:hanging="240"/>
-      </w:pPr>
-      <w:r>
-        <w:rPr>
-          <w:rFonts w:ascii="Arial" w:hAnsi="Arial" w:eastAsia="Arial" w:cs="Arial"/>
-          <w:b w:val="0"/>
-          <w:color w:val="000000"/>
-          <w:sz w:val="20"/>
-          <w:u w:val="none"/>
-        </w:rPr>
-        <w:t>• List out which FA cannot be controlled via single API (e.g., current view)</w:t>
-      </w:r>
-    </w:p>
-    <w:p>
-      <w:pPr>
-        <w:spacing w:before="0" w:after="40"/>
-        <w:ind w:left="360" w:hanging="240"/>
-      </w:pPr>
-      <w:r>
-        <w:rPr>
-          <w:rFonts w:ascii="Arial" w:hAnsi="Arial" w:eastAsia="Arial" w:cs="Arial"/>
-          <w:b w:val="0"/>
-          <w:color w:val="000000"/>
-          <w:sz w:val="20"/>
-          <w:u w:val="none"/>
-        </w:rPr>
-        <w:t>• Study the existing HKJC approach, and how to apply it to TMS 2.0</w:t>
-      </w:r>
-    </w:p>
-    <w:p>
-      <w:pPr>
-        <w:spacing w:before="0" w:after="80"/>
-      </w:pPr>
-      <w:r>
-        <w:rPr>
-          <w:rFonts w:ascii="Arial" w:hAnsi="Arial" w:eastAsia="Arial" w:cs="Arial"/>
-          <w:b/>
-          <w:color w:val="000000"/>
-          <w:sz w:val="20"/>
-          <w:u w:val="none"/>
-        </w:rPr>
-        <w:t>Release Notes:</w:t>
-      </w:r>
-    </w:p>
-    <w:p>
-      <w:pPr>
-        <w:spacing w:before="0" w:after="80"/>
-      </w:pPr>
-      <w:r>
-        <w:rPr>
-          <w:rFonts w:ascii="Arial" w:hAnsi="Arial" w:eastAsia="Arial" w:cs="Arial"/>
-          <w:b w:val="0"/>
-          <w:color w:val="000000"/>
-          <w:sz w:val="20"/>
-          <w:u w:val="none"/>
-        </w:rPr>
-        <w:t>This case focuses on strengthening the security checking of API callings. Functions are now required to be involved in authority checking in both Frontend and called externally. Function keys are relatively referring in TMS Function Authority, and functions in Operation mode will be controlled by those.</w:t>
-      </w:r>
-    </w:p>
-    <w:p>
-      <w:pPr>
-        <w:spacing w:before="0" w:after="80"/>
-      </w:pPr>
-      <w:r>
-        <w:rPr>
-          <w:rFonts w:ascii="Arial" w:hAnsi="Arial" w:eastAsia="Arial" w:cs="Arial"/>
-          <w:b/>
-          <w:color w:val="000000"/>
-          <w:sz w:val="20"/>
-          <w:u w:val="none"/>
-        </w:rPr>
-        <w:t>Setup:</w:t>
-      </w:r>
-    </w:p>
-    <w:p>
-      <w:pPr>
-        <w:spacing w:before="0" w:after="40"/>
-        <w:ind w:left="360" w:hanging="240"/>
-      </w:pPr>
-      <w:r>
-        <w:rPr>
-          <w:rFonts w:ascii="Arial" w:hAnsi="Arial" w:eastAsia="Arial" w:cs="Arial"/>
-          <w:b w:val="0"/>
-          <w:color w:val="000000"/>
-          <w:sz w:val="20"/>
-          <w:u w:val="none"/>
-        </w:rPr>
-        <w:t>• Mode A login: a shop user (not admin/system) who has authorities (Allow) on the function under test.</w:t>
-      </w:r>
-    </w:p>
-    <w:p>
-      <w:pPr>
-        <w:spacing w:before="0" w:after="40"/>
-        <w:ind w:left="360" w:hanging="240"/>
-      </w:pPr>
-      <w:r>
-        <w:rPr>
-          <w:rFonts w:ascii="Arial" w:hAnsi="Arial" w:eastAsia="Arial" w:cs="Arial"/>
-          <w:b w:val="0"/>
-          <w:color w:val="000000"/>
-          <w:sz w:val="20"/>
-          <w:u w:val="none"/>
-        </w:rPr>
-        <w:t>• Mode B login: a shop user who has no authorities (Deny / no Allow row) on that function. For Ask Authority, a second user who has Allow is required.</w:t>
-      </w:r>
-    </w:p>
-    <w:p>
-      <w:pPr>
-        <w:spacing w:before="0" w:after="40"/>
-        <w:ind w:left="360" w:hanging="240"/>
-      </w:pPr>
-      <w:r>
-        <w:rPr>
-          <w:rFonts w:ascii="Arial" w:hAnsi="Arial" w:eastAsia="Arial" w:cs="Arial"/>
-          <w:b w:val="0"/>
-          <w:color w:val="000000"/>
-          <w:sz w:val="20"/>
-          <w:u w:val="none"/>
-        </w:rPr>
-        <w:t>• Outlet under test: Infrasys Restaurant (outlet_id 1). Relogin or refetch GET function_authorities after changing Set Function Authorities.</w:t>
-      </w:r>
-    </w:p>
-    <w:p>
-      <w:pPr>
-        <w:spacing w:before="0" w:after="80"/>
-      </w:pPr>
-      <w:r>
-        <w:rPr>
-          <w:rFonts w:ascii="Arial" w:hAnsi="Arial" w:eastAsia="Arial" w:cs="Arial"/>
-          <w:b/>
-          <w:color w:val="000000"/>
-          <w:sz w:val="20"/>
-          <w:u w:val="none"/>
-        </w:rPr>
-        <w:t>Mode A — Allow + Ask Password + Ask Approval:</w:t>
-      </w:r>
-    </w:p>
-    <w:p>
-      <w:pPr>
-        <w:spacing w:before="0" w:after="40"/>
-        <w:ind w:left="360" w:hanging="240"/>
-      </w:pPr>
-      <w:r>
-        <w:rPr>
-          <w:rFonts w:ascii="Arial" w:hAnsi="Arial" w:eastAsia="Arial" w:cs="Arial"/>
-          <w:b w:val="0"/>
-          <w:color w:val="000000"/>
-          <w:sz w:val="20"/>
-          <w:u w:val="none"/>
-        </w:rPr>
-        <w:t>• Set Function Authorities: Allow the logged-in user on the function, tick Ask Password and Ask Approval. GET function_authorities returns ask_password, ask_approval. UI: password of the logged-in user (who has authorities), then login and password of another user who also has Allow.</w:t>
-      </w:r>
-    </w:p>
-    <w:p>
-      <w:pPr>
-        <w:spacing w:before="0" w:after="80"/>
-      </w:pPr>
-      <w:r>
-        <w:rPr>
-          <w:rFonts w:ascii="Arial" w:hAnsi="Arial" w:eastAsia="Arial" w:cs="Arial"/>
-          <w:b/>
-          <w:color w:val="000000"/>
-          <w:sz w:val="20"/>
-          <w:u w:val="none"/>
-        </w:rPr>
-        <w:t>Mode B — Deny + Ask Authority:</w:t>
-      </w:r>
-    </w:p>
-    <w:p>
-      <w:pPr>
-        <w:spacing w:before="0" w:after="40"/>
-        <w:ind w:left="360" w:hanging="240"/>
-      </w:pPr>
-      <w:r>
-        <w:rPr>
-          <w:rFonts w:ascii="Arial" w:hAnsi="Arial" w:eastAsia="Arial" w:cs="Arial"/>
-          <w:b w:val="0"/>
-          <w:color w:val="000000"/>
-          <w:sz w:val="20"/>
-          <w:u w:val="none"/>
-        </w:rPr>
-        <w:t>• Set Function Authorities: the logged-in user has no authorities (Deny), tick Ask Authority. GET returns ask_authority. UI shows Login Name + Password for a user who has Allow. Do not use the logged-in (no-authority) user's own password.</w:t>
-      </w:r>
-    </w:p>
-    <w:p>
-      <w:pPr>
-        <w:spacing w:before="0" w:after="80"/>
-      </w:pPr>
-      <w:r>
-        <w:rPr>
-          <w:rFonts w:ascii="Arial" w:hAnsi="Arial" w:eastAsia="Arial" w:cs="Arial"/>
-          <w:b/>
-          <w:color w:val="000000"/>
-          <w:sz w:val="20"/>
-          <w:u w:val="none"/>
-        </w:rPr>
-        <w:t>Shared expected sequence (Mode A):</w:t>
-      </w:r>
-    </w:p>
-    <w:p>
-      <w:pPr>
-        <w:spacing w:before="0" w:after="40"/>
-        <w:ind w:left="360" w:hanging="240"/>
-      </w:pPr>
-      <w:r>
-        <w:rPr>
-          <w:rFonts w:ascii="Arial" w:hAnsi="Arial" w:eastAsia="Arial" w:cs="Arial"/>
-          <w:b w:val="0"/>
-          <w:color w:val="000000"/>
-          <w:sz w:val="20"/>
-          <w:u w:val="none"/>
-        </w:rPr>
-        <w:t>1. Trigger the function (see each case).</w:t>
-      </w:r>
-    </w:p>
-    <w:p>
-      <w:pPr>
-        <w:spacing w:before="0" w:after="40"/>
-        <w:ind w:left="360" w:hanging="240"/>
-      </w:pPr>
-      <w:r>
-        <w:rPr>
-          <w:rFonts w:ascii="Arial" w:hAnsi="Arial" w:eastAsia="Arial" w:cs="Arial"/>
-          <w:b w:val="0"/>
-          <w:color w:val="000000"/>
-          <w:sz w:val="20"/>
-          <w:u w:val="none"/>
-        </w:rPr>
-        <w:t>2. Ask Password dialog.</w:t>
-      </w:r>
-    </w:p>
-    <w:p>
-      <w:pPr>
-        <w:spacing w:before="0" w:after="40"/>
-        <w:ind w:left="360" w:hanging="240"/>
-      </w:pPr>
-      <w:r>
-        <w:rPr>
-          <w:rFonts w:ascii="Arial" w:hAnsi="Arial" w:eastAsia="Arial" w:cs="Arial"/>
-          <w:b w:val="0"/>
-          <w:color w:val="000000"/>
-          <w:sz w:val="20"/>
-          <w:u w:val="none"/>
-        </w:rPr>
-        <w:t>3. Ask Approval dialog.</w:t>
-      </w:r>
-    </w:p>
-    <w:p>
-      <w:pPr>
-        <w:spacing w:before="0" w:after="40"/>
-        <w:ind w:left="360" w:hanging="240"/>
-      </w:pPr>
-      <w:r>
-        <w:rPr>
-          <w:rFonts w:ascii="Arial" w:hAnsi="Arial" w:eastAsia="Arial" w:cs="Arial"/>
-          <w:b w:val="0"/>
-          <w:color w:val="000000"/>
-          <w:sz w:val="20"/>
-          <w:u w:val="none"/>
-        </w:rPr>
-        <w:t>4. Action continues.</w:t>
-      </w:r>
-    </w:p>
-    <w:p>
-      <w:pPr>
-        <w:spacing w:before="0" w:after="40"/>
-        <w:ind w:left="360" w:hanging="240"/>
-      </w:pPr>
-      <w:r>
-        <w:rPr>
-          <w:rFonts w:ascii="Arial" w:hAnsi="Arial" w:eastAsia="Arial" w:cs="Arial"/>
-          <w:b w:val="0"/>
-          <w:color w:val="000000"/>
-          <w:sz w:val="20"/>
-          <w:u w:val="none"/>
-        </w:rPr>
-        <w:t>5. Cancel at any dialog must not run the action.</w:t>
-      </w:r>
-    </w:p>
-    <w:p>
-      <w:pPr>
-        <w:spacing w:before="0" w:after="80"/>
-      </w:pPr>
-      <w:r>
-        <w:rPr>
-          <w:rFonts w:ascii="Arial" w:hAnsi="Arial" w:eastAsia="Arial" w:cs="Arial"/>
-          <w:b/>
-          <w:color w:val="000000"/>
-          <w:sz w:val="20"/>
-          <w:u w:val="none"/>
-        </w:rPr>
-        <w:t>Function Keys Covered:</w:t>
-      </w:r>
-    </w:p>
-    <w:p>
-      <w:pPr>
-        <w:spacing w:before="0" w:after="40"/>
-        <w:ind w:left="360" w:hanging="240"/>
-      </w:pPr>
-      <w:r>
-        <w:rPr>
-          <w:rFonts w:ascii="Arial" w:hAnsi="Arial" w:eastAsia="Arial" w:cs="Arial"/>
-          <w:b w:val="0"/>
-          <w:color w:val="000000"/>
-          <w:sz w:val="20"/>
-          <w:u w:val="none"/>
-        </w:rPr>
-        <w:t>• current_view, calendar_view, new_walk_in_reservation, search_view, member_view, new_notice, delete_notice, access_report_console, config_by_date, cancellation_rule, memo_view, new_memo, payment_list_view, bulk_block_table, edit_reservation, cancel_reservation, copy_reservation, edit_special_remark, update_arrival_status_host_arrived, swap_table, edit_floor_plan, block_table, unlock_table, release_table</w:t>
-      </w:r>
-    </w:p>
-    <w:p>
-      <w:pPr>
-        <w:spacing w:before="0" w:after="80"/>
-      </w:pPr>
-      <w:r>
-        <w:rPr>
-          <w:rFonts w:ascii="Arial" w:hAnsi="Arial" w:eastAsia="Arial" w:cs="Arial"/>
-          <w:b/>
-          <w:color w:val="000000"/>
-          <w:sz w:val="20"/>
-          <w:u w:val="none"/>
-        </w:rPr>
-        <w:t>QC Information:</w:t>
-      </w:r>
-    </w:p>
-    <w:p>
-      <w:pPr>
-        <w:spacing w:before="0" w:after="40"/>
-        <w:ind w:left="360" w:hanging="240"/>
-      </w:pPr>
-      <w:r>
-        <w:rPr>
-          <w:rFonts w:ascii="Arial" w:hAnsi="Arial" w:eastAsia="Arial" w:cs="Arial"/>
-          <w:b w:val="0"/>
-          <w:color w:val="000000"/>
-          <w:sz w:val="20"/>
-          <w:u w:val="none"/>
-        </w:rPr>
-        <w:t>• Tester: Sooki Shan (sooki.shan@shijigroup.com)</w:t>
-      </w:r>
-    </w:p>
-    <w:p>
-      <w:pPr>
-        <w:spacing w:before="0" w:after="40"/>
-        <w:ind w:left="360" w:hanging="240"/>
-      </w:pPr>
-      <w:r>
-        <w:rPr>
-          <w:rFonts w:ascii="Arial" w:hAnsi="Arial" w:eastAsia="Arial" w:cs="Arial"/>
-          <w:b w:val="0"/>
-          <w:color w:val="000000"/>
-          <w:sz w:val="20"/>
-          <w:u w:val="none"/>
-        </w:rPr>
-        <w:t>• Reviewer: Johnson Liu (johnson.liu@shijigroup.com)</w:t>
       </w:r>
     </w:p>
     <w:sectPr>
